--- a/3rd year/software engineering/3/3.docx
+++ b/3rd year/software engineering/3/3.docx
@@ -4,9 +4,40 @@
   <w:body>
     <w:p>
       <w:pPr>
+        <w:ind w:firstLine="708"/>
+        <w:jc w:val="both"/>
+      </w:pPr>
+      <w:r>
+        <w:t>Б</w:t>
+      </w:r>
+      <w:r>
+        <w:t>ыла разработана диаграмма вариантов использования</w:t>
+      </w:r>
+      <w:r>
+        <w:t xml:space="preserve"> </w:t>
+      </w:r>
+      <w:r>
+        <w:t>(Use Case Diagram)</w:t>
+      </w:r>
+      <w:r>
+        <w:t>, которая</w:t>
+      </w:r>
+      <w:r>
+        <w:t xml:space="preserve"> отображает взаимодействие пользователей с мессенджером. В данной диаграмме выделены основные функции системы и их взаимосвязи.</w:t>
+      </w:r>
+      <w:r>
+        <w:t xml:space="preserve"> Она изображена на рисунке 1.</w:t>
+      </w:r>
+    </w:p>
+    <w:p>
+      <w:pPr>
+        <w:keepNext/>
         <w:jc w:val="center"/>
       </w:pPr>
       <w:r>
+        <w:rPr>
+          <w:noProof/>
+        </w:rPr>
         <w:drawing>
           <wp:inline distT="0" distB="0" distL="0" distR="0" wp14:anchorId="1F963EA1" wp14:editId="6D4F46F5">
             <wp:extent cx="5940425" cy="5674360"/>
@@ -45,27 +76,97 @@
       </w:r>
     </w:p>
     <w:p>
-      <w:r>
-        <w:tab/>
-      </w:r>
-      <w:r>
-        <w:t>Диаграмма вариантов использования (</w:t>
-      </w:r>
-      <w:proofErr w:type="spellStart"/>
-      <w:r>
-        <w:t>Use</w:t>
-      </w:r>
-      <w:proofErr w:type="spellEnd"/>
-      <w:r>
-        <w:t xml:space="preserve"> Case </w:t>
-      </w:r>
-      <w:proofErr w:type="spellStart"/>
-      <w:r>
-        <w:t>Diagram</w:t>
-      </w:r>
-      <w:proofErr w:type="spellEnd"/>
-      <w:r>
-        <w:t>) отображает взаимодействие пользователей с мессенджером. В данной диаграмме выделены основные функции системы и их взаимосвязи.</w:t>
+      <w:pPr>
+        <w:pStyle w:val="ad"/>
+        <w:jc w:val="center"/>
+        <w:rPr>
+          <w:i w:val="0"/>
+          <w:iCs w:val="0"/>
+          <w:color w:val="auto"/>
+          <w:sz w:val="28"/>
+          <w:szCs w:val="28"/>
+        </w:rPr>
+      </w:pPr>
+      <w:r>
+        <w:rPr>
+          <w:i w:val="0"/>
+          <w:iCs w:val="0"/>
+          <w:color w:val="auto"/>
+          <w:sz w:val="28"/>
+          <w:szCs w:val="28"/>
+        </w:rPr>
+        <w:t xml:space="preserve">Рисунок </w:t>
+      </w:r>
+      <w:r>
+        <w:rPr>
+          <w:i w:val="0"/>
+          <w:iCs w:val="0"/>
+          <w:color w:val="auto"/>
+          <w:sz w:val="28"/>
+          <w:szCs w:val="28"/>
+        </w:rPr>
+        <w:fldChar w:fldCharType="begin"/>
+      </w:r>
+      <w:r>
+        <w:rPr>
+          <w:i w:val="0"/>
+          <w:iCs w:val="0"/>
+          <w:color w:val="auto"/>
+          <w:sz w:val="28"/>
+          <w:szCs w:val="28"/>
+        </w:rPr>
+        <w:instrText xml:space="preserve"> SEQ Рисунок \* ARABIC </w:instrText>
+      </w:r>
+      <w:r>
+        <w:rPr>
+          <w:i w:val="0"/>
+          <w:iCs w:val="0"/>
+          <w:color w:val="auto"/>
+          <w:sz w:val="28"/>
+          <w:szCs w:val="28"/>
+        </w:rPr>
+        <w:fldChar w:fldCharType="separate"/>
+      </w:r>
+      <w:r>
+        <w:rPr>
+          <w:i w:val="0"/>
+          <w:iCs w:val="0"/>
+          <w:noProof/>
+          <w:color w:val="auto"/>
+          <w:sz w:val="28"/>
+          <w:szCs w:val="28"/>
+        </w:rPr>
+        <w:t>1</w:t>
+      </w:r>
+      <w:r>
+        <w:rPr>
+          <w:i w:val="0"/>
+          <w:iCs w:val="0"/>
+          <w:color w:val="auto"/>
+          <w:sz w:val="28"/>
+          <w:szCs w:val="28"/>
+        </w:rPr>
+        <w:fldChar w:fldCharType="end"/>
+      </w:r>
+      <w:r>
+        <w:rPr>
+          <w:i w:val="0"/>
+          <w:iCs w:val="0"/>
+          <w:color w:val="auto"/>
+          <w:sz w:val="28"/>
+          <w:szCs w:val="28"/>
+        </w:rPr>
+        <w:t xml:space="preserve"> – </w:t>
+      </w:r>
+      <w:r>
+        <w:rPr>
+          <w:i w:val="0"/>
+          <w:iCs w:val="0"/>
+          <w:color w:val="auto"/>
+          <w:sz w:val="28"/>
+          <w:szCs w:val="28"/>
+        </w:rPr>
+        <w:t>Варианты использования</w:t>
       </w:r>
     </w:p>
     <w:p>
@@ -100,6 +201,7 @@
           <w:ilvl w:val="0"/>
           <w:numId w:val="1"/>
         </w:numPr>
+        <w:jc w:val="both"/>
       </w:pPr>
       <w:r>
         <w:t>Пользователь - основной акт</w:t>
@@ -118,19 +220,22 @@
           <w:ilvl w:val="0"/>
           <w:numId w:val="1"/>
         </w:numPr>
-      </w:pPr>
-      <w:r>
-        <w:t>Time - актор, представляющий время (система автоматически отправляет уведомления о днях рождения друзей).</w:t>
-      </w:r>
+        <w:jc w:val="both"/>
+      </w:pPr>
+      <w:r>
+        <w:t>Time - акт</w:t>
+      </w:r>
+      <w:r>
+        <w:t>е</w:t>
+      </w:r>
+      <w:r>
+        <w:t>р, представляющий время (система автоматически отправляет уведомления о днях рождения друзей).</w:t>
+      </w:r>
+      <w:bookmarkStart w:id="0" w:name="_Hlk194408680"/>
     </w:p>
     <w:p>
       <w:pPr>
         <w:jc w:val="center"/>
-      </w:pPr>
-    </w:p>
-    <w:p>
-      <w:pPr>
-        <w:jc w:val="center"/>
         <w:rPr>
           <w:b/>
           <w:bCs/>
@@ -144,7 +249,43 @@
         <w:lastRenderedPageBreak/>
         <w:t>Основные варианты использования</w:t>
       </w:r>
+      <w:r>
+        <w:rPr>
+          <w:b/>
+          <w:bCs/>
+        </w:rPr>
+        <w:t xml:space="preserve"> </w:t>
+      </w:r>
+      <w:r>
+        <w:rPr>
+          <w:b/>
+          <w:bCs/>
+        </w:rPr>
+        <w:t xml:space="preserve">актера </w:t>
+      </w:r>
+      <w:r>
+        <w:rPr>
+          <w:b/>
+          <w:bCs/>
+        </w:rPr>
+        <w:t>"</w:t>
+      </w:r>
+      <w:r>
+        <w:rPr>
+          <w:b/>
+          <w:bCs/>
+        </w:rPr>
+        <w:t>Пользователь</w:t>
+      </w:r>
+      <w:r>
+        <w:rPr>
+          <w:b/>
+          <w:bCs/>
+        </w:rPr>
+        <w:t>"</w:t>
+      </w:r>
     </w:p>
+    <w:bookmarkEnd w:id="0"/>
     <w:p>
       <w:pPr>
         <w:pStyle w:val="a7"/>
@@ -152,6 +293,7 @@
           <w:ilvl w:val="0"/>
           <w:numId w:val="2"/>
         </w:numPr>
+        <w:jc w:val="both"/>
       </w:pPr>
       <w:r>
         <w:t>Добавить пользователя в друзья - пользователь может добавить другого пользователя в список друзей.</w:t>
@@ -164,6 +306,7 @@
           <w:ilvl w:val="0"/>
           <w:numId w:val="2"/>
         </w:numPr>
+        <w:jc w:val="both"/>
       </w:pPr>
       <w:r>
         <w:t>Создать групповой чат - пользователь создаёт новый групповой чат, в который может добавлять друзей.</w:t>
@@ -176,6 +319,7 @@
           <w:ilvl w:val="0"/>
           <w:numId w:val="3"/>
         </w:numPr>
+        <w:jc w:val="both"/>
       </w:pPr>
       <w:r>
         <w:t>Использует вариант "Добавить друга в чат".</w:t>
@@ -188,6 +332,7 @@
           <w:ilvl w:val="0"/>
           <w:numId w:val="3"/>
         </w:numPr>
+        <w:jc w:val="both"/>
       </w:pPr>
       <w:r>
         <w:t>Может расширяться вариантом "Удалить друга из чата".</w:t>
@@ -200,6 +345,7 @@
           <w:ilvl w:val="0"/>
           <w:numId w:val="2"/>
         </w:numPr>
+        <w:jc w:val="both"/>
       </w:pPr>
       <w:r>
         <w:t>Получить сообщение - пользователь получает сообщения от других пользователей</w:t>
@@ -215,6 +361,7 @@
           <w:ilvl w:val="0"/>
           <w:numId w:val="2"/>
         </w:numPr>
+        <w:jc w:val="both"/>
       </w:pPr>
       <w:r>
         <w:t>Отправить текстовое сообщение - пользователь отправляет текстовые сообщения.</w:t>
@@ -227,9 +374,55 @@
           <w:ilvl w:val="0"/>
           <w:numId w:val="4"/>
         </w:numPr>
+        <w:jc w:val="both"/>
       </w:pPr>
       <w:r>
         <w:t>Может расширяться вариантом "Отправить фото/видео/файл".</w:t>
+      </w:r>
+    </w:p>
+    <w:p>
+      <w:pPr>
+        <w:jc w:val="center"/>
+        <w:rPr>
+          <w:b/>
+          <w:bCs/>
+        </w:rPr>
+      </w:pPr>
+      <w:r>
+        <w:rPr>
+          <w:b/>
+          <w:bCs/>
+        </w:rPr>
+        <w:t xml:space="preserve">Основные варианты использования </w:t>
+      </w:r>
+      <w:r>
+        <w:rPr>
+          <w:b/>
+          <w:bCs/>
+        </w:rPr>
+        <w:t xml:space="preserve">актера </w:t>
+      </w:r>
+      <w:r>
+        <w:rPr>
+          <w:b/>
+          <w:bCs/>
+        </w:rPr>
+        <w:t>"</w:t>
+      </w:r>
+      <w:r>
+        <w:rPr>
+          <w:b/>
+          <w:bCs/>
+          <w:lang w:val="en-US"/>
+        </w:rPr>
+        <w:t>Time</w:t>
+      </w:r>
+      <w:r>
+        <w:rPr>
+          <w:b/>
+          <w:bCs/>
+        </w:rPr>
+        <w:t>"</w:t>
       </w:r>
     </w:p>
     <w:p>
@@ -237,8 +430,9 @@
         <w:pStyle w:val="a7"/>
         <w:numPr>
           <w:ilvl w:val="0"/>
-          <w:numId w:val="2"/>
+          <w:numId w:val="6"/>
         </w:numPr>
+        <w:jc w:val="both"/>
       </w:pPr>
       <w:r>
         <w:t>Отправить уведомление о дне рождения друга - автоматическое действие, выполняемое акт</w:t>
@@ -250,7 +444,6 @@
         <w:t>ром "Time".</w:t>
       </w:r>
     </w:p>
-    <w:p/>
     <w:p>
       <w:pPr>
         <w:jc w:val="center"/>
@@ -274,14 +467,10 @@
           <w:ilvl w:val="0"/>
           <w:numId w:val="5"/>
         </w:numPr>
-      </w:pPr>
-      <w:proofErr w:type="spellStart"/>
-      <w:r>
-        <w:t>Include</w:t>
-      </w:r>
-      <w:proofErr w:type="spellEnd"/>
-      <w:r>
-        <w:t xml:space="preserve"> (включение):</w:t>
+        <w:jc w:val="both"/>
+      </w:pPr>
+      <w:r>
+        <w:t>Include (включение):</w:t>
       </w:r>
     </w:p>
     <w:p>
@@ -291,6 +480,7 @@
           <w:ilvl w:val="0"/>
           <w:numId w:val="4"/>
         </w:numPr>
+        <w:jc w:val="both"/>
       </w:pPr>
       <w:r>
         <w:t>"Создать групповой чат" включает "Добавить друга в чат".</w:t>
@@ -303,14 +493,10 @@
           <w:ilvl w:val="0"/>
           <w:numId w:val="5"/>
         </w:numPr>
-      </w:pPr>
-      <w:proofErr w:type="spellStart"/>
-      <w:r>
-        <w:t>Extend</w:t>
-      </w:r>
-      <w:proofErr w:type="spellEnd"/>
-      <w:r>
-        <w:t xml:space="preserve"> (расширение):</w:t>
+        <w:jc w:val="both"/>
+      </w:pPr>
+      <w:r>
+        <w:t>Extend (расширение):</w:t>
       </w:r>
     </w:p>
     <w:p>
@@ -320,6 +506,7 @@
           <w:ilvl w:val="0"/>
           <w:numId w:val="4"/>
         </w:numPr>
+        <w:jc w:val="both"/>
       </w:pPr>
       <w:r>
         <w:t>"Создать групповой чат" может быть расширен</w:t>
@@ -338,6 +525,7 @@
           <w:ilvl w:val="0"/>
           <w:numId w:val="4"/>
         </w:numPr>
+        <w:jc w:val="both"/>
       </w:pPr>
       <w:r>
         <w:t>"Отправить текстовое сообщение" может быть расширено "Отправить фото/видео/файл".</w:t>
@@ -346,6 +534,7 @@
     <w:p>
       <w:pPr>
         <w:ind w:firstLine="708"/>
+        <w:jc w:val="both"/>
       </w:pPr>
       <w:r>
         <w:t>Данная диаграмма иллюстрирует основные функции мессенджера и взаимодействие пользователей с системой. Она показывает, какие операции доступны пользователю, а также автоматизированные процессы, такие как отправка уведомлений о днях рождения друзей.</w:t>
@@ -856,6 +1045,95 @@
       </w:pPr>
     </w:lvl>
   </w:abstractNum>
+  <w:abstractNum w:abstractNumId="5" w15:restartNumberingAfterBreak="0">
+    <w:nsid w:val="7DF50182"/>
+    <w:multiLevelType w:val="hybridMultilevel"/>
+    <w:tmpl w:val="D50CC75A"/>
+    <w:lvl w:ilvl="0" w:tplc="0419000F">
+      <w:start w:val="1"/>
+      <w:numFmt w:val="decimal"/>
+      <w:lvlText w:val="%1."/>
+      <w:lvlJc w:val="left"/>
+      <w:pPr>
+        <w:ind w:left="720" w:hanging="360"/>
+      </w:pPr>
+      <w:rPr>
+        <w:rFonts w:hint="default"/>
+      </w:rPr>
+    </w:lvl>
+    <w:lvl w:ilvl="1" w:tplc="04190019" w:tentative="1">
+      <w:start w:val="1"/>
+      <w:numFmt w:val="lowerLetter"/>
+      <w:lvlText w:val="%2."/>
+      <w:lvlJc w:val="left"/>
+      <w:pPr>
+        <w:ind w:left="1440" w:hanging="360"/>
+      </w:pPr>
+    </w:lvl>
+    <w:lvl w:ilvl="2" w:tplc="0419001B" w:tentative="1">
+      <w:start w:val="1"/>
+      <w:numFmt w:val="lowerRoman"/>
+      <w:lvlText w:val="%3."/>
+      <w:lvlJc w:val="right"/>
+      <w:pPr>
+        <w:ind w:left="2160" w:hanging="180"/>
+      </w:pPr>
+    </w:lvl>
+    <w:lvl w:ilvl="3" w:tplc="0419000F" w:tentative="1">
+      <w:start w:val="1"/>
+      <w:numFmt w:val="decimal"/>
+      <w:lvlText w:val="%4."/>
+      <w:lvlJc w:val="left"/>
+      <w:pPr>
+        <w:ind w:left="2880" w:hanging="360"/>
+      </w:pPr>
+    </w:lvl>
+    <w:lvl w:ilvl="4" w:tplc="04190019" w:tentative="1">
+      <w:start w:val="1"/>
+      <w:numFmt w:val="lowerLetter"/>
+      <w:lvlText w:val="%5."/>
+      <w:lvlJc w:val="left"/>
+      <w:pPr>
+        <w:ind w:left="3600" w:hanging="360"/>
+      </w:pPr>
+    </w:lvl>
+    <w:lvl w:ilvl="5" w:tplc="0419001B" w:tentative="1">
+      <w:start w:val="1"/>
+      <w:numFmt w:val="lowerRoman"/>
+      <w:lvlText w:val="%6."/>
+      <w:lvlJc w:val="right"/>
+      <w:pPr>
+        <w:ind w:left="4320" w:hanging="180"/>
+      </w:pPr>
+    </w:lvl>
+    <w:lvl w:ilvl="6" w:tplc="0419000F" w:tentative="1">
+      <w:start w:val="1"/>
+      <w:numFmt w:val="decimal"/>
+      <w:lvlText w:val="%7."/>
+      <w:lvlJc w:val="left"/>
+      <w:pPr>
+        <w:ind w:left="5040" w:hanging="360"/>
+      </w:pPr>
+    </w:lvl>
+    <w:lvl w:ilvl="7" w:tplc="04190019" w:tentative="1">
+      <w:start w:val="1"/>
+      <w:numFmt w:val="lowerLetter"/>
+      <w:lvlText w:val="%8."/>
+      <w:lvlJc w:val="left"/>
+      <w:pPr>
+        <w:ind w:left="5760" w:hanging="360"/>
+      </w:pPr>
+    </w:lvl>
+    <w:lvl w:ilvl="8" w:tplc="0419001B" w:tentative="1">
+      <w:start w:val="1"/>
+      <w:numFmt w:val="lowerRoman"/>
+      <w:lvlText w:val="%9."/>
+      <w:lvlJc w:val="right"/>
+      <w:pPr>
+        <w:ind w:left="6480" w:hanging="180"/>
+      </w:pPr>
+    </w:lvl>
+  </w:abstractNum>
   <w:num w:numId="1" w16cid:durableId="541018590">
     <w:abstractNumId w:val="3"/>
   </w:num>
@@ -870,6 +1148,9 @@
   </w:num>
   <w:num w:numId="5" w16cid:durableId="770315838">
     <w:abstractNumId w:val="2"/>
+  </w:num>
+  <w:num w:numId="6" w16cid:durableId="1573077202">
+    <w:abstractNumId w:val="5"/>
   </w:num>
 </w:numbering>
 </file>
@@ -1809,6 +2090,25 @@
       <w:szCs w:val="24"/>
     </w:rPr>
   </w:style>
+  <w:style w:type="paragraph" w:styleId="ad">
+    <w:name w:val="caption"/>
+    <w:basedOn w:val="a"/>
+    <w:next w:val="a"/>
+    <w:uiPriority w:val="35"/>
+    <w:unhideWhenUsed/>
+    <w:qFormat/>
+    <w:rsid w:val="008C27E3"/>
+    <w:pPr>
+      <w:spacing w:after="200" w:line="240" w:lineRule="auto"/>
+    </w:pPr>
+    <w:rPr>
+      <w:i/>
+      <w:iCs/>
+      <w:color w:val="44546A" w:themeColor="text2"/>
+      <w:sz w:val="18"/>
+      <w:szCs w:val="18"/>
+    </w:rPr>
+  </w:style>
 </w:styles>
 </file>
 
